--- a/patent/CN2/提交件/03_说明书.docx
+++ b/patent/CN2/提交件/03_说明书.docx
@@ -151,7 +151,33 @@
           <w:b w:val="0"/>
           <w:sz w:val="24"/>
         </w:rPr>
-        <w:t>上述三类做法各自解决了一部分问题，但在本发明所面对的场景下仍存在下述缺陷。</w:t>
+        <w:t>其四，围绕输出内容的类别建立拦截。面向大模型的输出护栏按预设的禁止主题类别对生成内容分类，命中即拒绝输出或重新生成；内容审核系统按违禁类别对文本分类并拦截，其判定同样基于语义而非字面匹配。</w:t>
+      </w:r>
+    </w:p>
+    <w:p>
+      <w:pPr>
+        <w:ind w:firstLine="480"/>
+      </w:pPr>
+      <w:r>
+        <w:rPr>
+          <w:rFonts w:ascii="SimSun" w:hAnsi="SimSun" w:eastAsia="SimSun"/>
+          <w:b w:val="0"/>
+          <w:sz w:val="24"/>
+        </w:rPr>
+        <w:t>其五，围绕检测器本身是否仍然工作建立测试。数据防泄漏领域以一份含有已知敏感数据的样本文件验证检测配置是否准确；软件测试领域以变异测试评估并改进测试判定器，专门揭示"本应报错却未报错"的假阴性；亦有工作以形式化方法验证护栏分类器的安全区域内是否存在反例。</w:t>
+      </w:r>
+    </w:p>
+    <w:p>
+      <w:pPr>
+        <w:ind w:firstLine="480"/>
+      </w:pPr>
+      <w:r>
+        <w:rPr>
+          <w:rFonts w:ascii="SimSun" w:hAnsi="SimSun" w:eastAsia="SimSun"/>
+          <w:b w:val="0"/>
+          <w:sz w:val="24"/>
+        </w:rPr>
+        <w:t>上述五类做法各自解决了一部分问题，但在本发明所面对的场景下仍存在下述缺陷。</w:t>
       </w:r>
     </w:p>
     <w:p>
@@ -307,7 +333,72 @@
           <w:b w:val="0"/>
           <w:sz w:val="24"/>
         </w:rPr>
-        <w:t>综上，现有技术缺少这样一种机制：在无人值守的连续运行中，于签名调用发生之前，既对待出具内容本身施加可由机器判定的边界，又在同一次出具的运行过程之内验证施加该边界的校验器当次确实有效。</w:t>
+        <w:t>缺陷五：现有的检测器测试是周期性的、离线的、整体的，与被守护的那一次输出之间存在时间差与粒度差。</w:t>
+      </w:r>
+    </w:p>
+    <w:p>
+      <w:pPr>
+        <w:ind w:firstLine="480"/>
+      </w:pPr>
+      <w:r>
+        <w:rPr>
+          <w:rFonts w:ascii="SimSun" w:hAnsi="SimSun" w:eastAsia="SimSun"/>
+          <w:b w:val="0"/>
+          <w:sz w:val="24"/>
+        </w:rPr>
+        <w:t>数据防泄漏领域以样本文件验证检测配置，其通行做法是按季度对全部生产策略作一次全量回归；变异测试与形式化验证同样是在设计期或发布期离线进行。这三者都不发生在被守护的那一次输出的运行过程之内，因而与缺陷三所述的启动时自检具有同样的时间差问题。</w:t>
+      </w:r>
+    </w:p>
+    <w:p>
+      <w:pPr>
+        <w:ind w:firstLine="480"/>
+      </w:pPr>
+      <w:r>
+        <w:rPr>
+          <w:rFonts w:ascii="SimSun" w:hAnsi="SimSun" w:eastAsia="SimSun"/>
+          <w:b w:val="0"/>
+          <w:sz w:val="24"/>
+        </w:rPr>
+        <w:t>更重要的是粒度差。上述测试的结论是"这一份检测配置整体是否准确"或"这个分类器整体是否存在安全漏洞"，其结果是一份运维报告或一次告警，而不是对某一次具体输出的放行或拦截。当检测配置中包含多个类别时，其中一个类别的判别退化，现有做法要么使整份配置被判定为不合格，要么在报告中列出而不影响任何一次实际输出。二者都不是本发明所需要的：本发明需要的是退化的那一个类别所守护的这一次出具被终止，而未退化的其余类别的检测结论仍然成立并继续生效。</w:t>
+      </w:r>
+    </w:p>
+    <w:p>
+      <w:pPr>
+        <w:ind w:firstLine="480"/>
+      </w:pPr>
+      <w:r>
+        <w:rPr>
+          <w:rFonts w:ascii="SimSun" w:hAnsi="SimSun" w:eastAsia="SimSun"/>
+          <w:b w:val="0"/>
+          <w:sz w:val="24"/>
+        </w:rPr>
+        <w:t>缺陷六：类别与其验证材料相互脱离，新增类别时验证不随之扩展。</w:t>
+      </w:r>
+    </w:p>
+    <w:p>
+      <w:pPr>
+        <w:ind w:firstLine="480"/>
+      </w:pPr>
+      <w:r>
+        <w:rPr>
+          <w:rFonts w:ascii="SimSun" w:hAnsi="SimSun" w:eastAsia="SimSun"/>
+          <w:b w:val="0"/>
+          <w:sz w:val="24"/>
+        </w:rPr>
+        <w:t>现有的禁止类别配置与用于验证检测器的样本材料分处两地：类别在策略配置中维护，样本在测试资产中维护。二者由不同的人在不同的时间维护，因而新增一个禁止类别时，与之配套的验证样本极易被遗漏。一个没有配套验证样本的类别，其判别是否真的生效无从得知——它可能自配置之日起就从未拦下过任何内容，而系统对此没有任何指示。</w:t>
+      </w:r>
+    </w:p>
+    <w:p>
+      <w:pPr>
+        <w:ind w:firstLine="480"/>
+      </w:pPr>
+      <w:r>
+        <w:rPr>
+          <w:rFonts w:ascii="SimSun" w:hAnsi="SimSun" w:eastAsia="SimSun"/>
+          <w:b w:val="0"/>
+          <w:sz w:val="24"/>
+        </w:rPr>
+        <w:t>综上，现有技术缺少这样一种机制：在无人值守的连续运行中，于签名调用发生之前，既对待出具内容本身施加可由机器判定的边界，又在同一次出具的运行过程之内、以与每一个类别同处一处存储的验证材料，逐类别地验证施加该边界的判别当次确实有效，并使失效的影响范围恰好等于该失效类别所守护的这一次出具。</w:t>
       </w:r>
     </w:p>
     <w:p>
@@ -980,7 +1071,7 @@
                 <w:b w:val="0"/>
                 <w:sz w:val="21"/>
               </w:rPr>
-              <w:t>规范反例引用</w:t>
+              <w:t>该表项所存的规范反例</w:t>
             </w:r>
           </w:p>
         </w:tc>
@@ -1027,7 +1118,7 @@
                 <w:b w:val="0"/>
                 <w:sz w:val="21"/>
               </w:rPr>
-              <w:t>CE-01</w:t>
+              <w:t>含有一项「主体资格：符合」的构造内容</w:t>
             </w:r>
           </w:p>
         </w:tc>
@@ -1074,7 +1165,7 @@
                 <w:b w:val="0"/>
                 <w:sz w:val="21"/>
               </w:rPr>
-              <w:t>CE-02</w:t>
+              <w:t>含有一项「估计价值：某数值」的构造内容</w:t>
             </w:r>
           </w:p>
         </w:tc>
@@ -1121,7 +1212,7 @@
                 <w:b w:val="0"/>
                 <w:sz w:val="21"/>
               </w:rPr>
-              <w:t>CE-03</w:t>
+              <w:t>含有一项「成交价：某数值」的构造内容</w:t>
             </w:r>
           </w:p>
         </w:tc>
@@ -1168,7 +1259,7 @@
                 <w:b w:val="0"/>
                 <w:sz w:val="21"/>
               </w:rPr>
-              <w:t>CE-04</w:t>
+              <w:t>含有一项「预期收益：某数值」的构造内容</w:t>
             </w:r>
           </w:p>
         </w:tc>
@@ -1215,7 +1306,7 @@
                 <w:b w:val="0"/>
                 <w:sz w:val="21"/>
               </w:rPr>
-              <w:t>CE-05</w:t>
+              <w:t>含有一项「信用等级：某等级」的构造内容</w:t>
             </w:r>
           </w:p>
         </w:tc>
@@ -1262,7 +1353,7 @@
                 <w:b w:val="0"/>
                 <w:sz w:val="21"/>
               </w:rPr>
-              <w:t>CE-06</w:t>
+              <w:t>含有一项「适合度：某等级」的构造内容</w:t>
             </w:r>
           </w:p>
         </w:tc>
@@ -1278,7 +1369,46 @@
           <w:b w:val="0"/>
           <w:sz w:val="24"/>
         </w:rPr>
-        <w:t>类别表以配置形式存储而不写死在代码中，使得新增一个禁止类别时不必改动出具系统的代码，只需增加一个表项及其对应的规范反例，校验器有效性验证单元 40 即可依表项中的引用取得该规范反例并纳入验证。</w:t>
+        <w:t>此处的关键在于：表项的第三列是该类别的规范反例本身，而不是指向别处测试资产的一个引用。规范反例作为表项的一个组成部分，与该类别同处一处存储。 由此产生两项效果。</w:t>
+      </w:r>
+    </w:p>
+    <w:p>
+      <w:pPr>
+        <w:ind w:firstLine="480"/>
+      </w:pPr>
+      <w:r>
+        <w:rPr>
+          <w:rFonts w:ascii="SimSun" w:hAnsi="SimSun" w:eastAsia="SimSun"/>
+          <w:b w:val="0"/>
+          <w:sz w:val="24"/>
+        </w:rPr>
+        <w:t>其一，新增一个禁止类别时，其验证材料必然随之一并新增，不存在类别已配置而验证材料被遗漏的可能。这直接消除了背景技术所述的缺陷六。</w:t>
+      </w:r>
+    </w:p>
+    <w:p>
+      <w:pPr>
+        <w:ind w:firstLine="480"/>
+      </w:pPr>
+      <w:r>
+        <w:rPr>
+          <w:rFonts w:ascii="SimSun" w:hAnsi="SimSun" w:eastAsia="SimSun"/>
+          <w:b w:val="0"/>
+          <w:sz w:val="24"/>
+        </w:rPr>
+        <w:t>其二，未配置规范反例的表项不参与检测。一个只写了类别标识与判别字段、却没有给出规范反例的表项，被单元 30 视为不生效，其对应的类别不被检测。这样处理看似削弱了防护，实则相反：一个无法被验证的判别，其是否生效无从得知，让它以「看似在防护」的状态存在，比明确地不参与检测更危险。明确不生效，至少使这一缺口在留痕中可见。</w:t>
+      </w:r>
+    </w:p>
+    <w:p>
+      <w:pPr>
+        <w:ind w:firstLine="480"/>
+      </w:pPr>
+      <w:r>
+        <w:rPr>
+          <w:rFonts w:ascii="SimSun" w:hAnsi="SimSun" w:eastAsia="SimSun"/>
+          <w:b w:val="0"/>
+          <w:sz w:val="24"/>
+        </w:rPr>
+        <w:t>类别表以配置形式存储而不写死在代码中，使得新增一个禁止类别时不必改动出具系统的代码。</w:t>
       </w:r>
     </w:p>
     <w:p>
@@ -1484,7 +1614,7 @@
           <w:b w:val="0"/>
           <w:sz w:val="24"/>
         </w:rPr>
-        <w:t>单元 40 在本次出具的运行过程之内，而非在系统的启动过程中，逐一以各校验器对应的规范反例调用该校验器，并采集其返回结果。</w:t>
+        <w:t>单元 40 在本次出具的运行过程之内，而非在系统的启动过程中，执行下述调用：</w:t>
       </w:r>
     </w:p>
     <w:p>
@@ -1497,7 +1627,7 @@
           <w:b w:val="0"/>
           <w:sz w:val="24"/>
         </w:rPr>
-        <w:t>将该返回结果与预期的拒绝结果比对：</w:t>
+        <w:t>- 对禁止结论类别表的每一表项，以该表项中所存的规范反例调用类别校验器 31，采集其返回结果；</w:t>
       </w:r>
     </w:p>
     <w:p>
@@ -1510,7 +1640,7 @@
           <w:b w:val="0"/>
           <w:sz w:val="24"/>
         </w:rPr>
-        <w:t>- 返回结果为拒绝，与预期一致，该校验器本次被认定为有效；</w:t>
+        <w:t>- 以必需性校验器 32 的规范反例调用校验器 32，采集其返回结果。</w:t>
       </w:r>
     </w:p>
     <w:p>
@@ -1523,7 +1653,7 @@
           <w:b w:val="0"/>
           <w:sz w:val="24"/>
         </w:rPr>
-        <w:t>- 返回结果不为拒绝（包括返回通过、返回异常、超时未返回等情形），与预期不一致，该校验器被标记为失效。</w:t>
+        <w:t>将各返回结果分别与预期的拒绝结果比对，并按下述规则处置：</w:t>
       </w:r>
     </w:p>
     <w:p>
@@ -1536,7 +1666,7 @@
           <w:b w:val="0"/>
           <w:sz w:val="24"/>
         </w:rPr>
-        <w:t>一个校验器被标记为失效时，单元 40 终止由该失效校验器所守护的本次出具，且不终止系统的其余出具。也就是说，失效标记的作用范围是"这一次出具中，这个校验器所把守的那一道关"，而不是整个系统。</w:t>
+        <w:t>规则一：失效判定按表项进行，不按校验器整体进行。 某一表项的返回结果不为拒绝的，仅将该表项所对应的类别检测判定为失效；类别表中其余表项的检测结果仍然有效并继续生效。</w:t>
       </w:r>
     </w:p>
     <w:p>
@@ -1549,7 +1679,72 @@
           <w:b w:val="0"/>
           <w:sz w:val="24"/>
         </w:rPr>
-        <w:t>在一种实施方式中，单元 40 在每一次出具的运行过程中均执行一次规范反例的调用；两次相邻出具之间，校验器的失效标记不被继承。这样处理的理由是：失效可能由瞬时原因引起，若失效标记被无限期继承，会使一次瞬时故障永久关闭该路径；而每次出具重新验证，则既保证了当次的有效性，又允许系统在瞬时故障消失后自行恢复。</w:t>
+        <w:t>举例而言，若「估值结论」表项的规范反例被类别校验器 31 判定为通过，则仅「估值结论」这一类别的判别被认定为当次失效，而「主体合规判定」「信用结论」等其余五项的判别仍然有效。这一粒度是本发明区别于现有检测器测试的关键之一：数据防泄漏领域的样本文件测试，其结论是整份检测配置是否准确；形式化验证的结论是分类器整体是否存在安全漏洞；二者都不能给出「这一个类别失效而那五个类别仍然可信」这样的结论，因而也就不能据以对某一次具体输出作放行或拦截的决定。</w:t>
+      </w:r>
+    </w:p>
+    <w:p>
+      <w:pPr>
+        <w:ind w:firstLine="480"/>
+      </w:pPr>
+      <w:r>
+        <w:rPr>
+          <w:rFonts w:ascii="SimSun" w:hAnsi="SimSun" w:eastAsia="SimSun"/>
+          <w:b w:val="0"/>
+          <w:sz w:val="24"/>
+        </w:rPr>
+        <w:t>规则二：必需性校验器整体判定。 必需性校验器 32 的返回结果不为拒绝的，将校验器 32 整体判定为失效。校验器 32 只有一项判别标准，不存在分项问题。</w:t>
+      </w:r>
+    </w:p>
+    <w:p>
+      <w:pPr>
+        <w:ind w:firstLine="480"/>
+      </w:pPr>
+      <w:r>
+        <w:rPr>
+          <w:rFonts w:ascii="SimSun" w:hAnsi="SimSun" w:eastAsia="SimSun"/>
+          <w:b w:val="0"/>
+          <w:sz w:val="24"/>
+        </w:rPr>
+        <w:t>规则三：失效即终止本次出具，但不停机。 出现上述任一失效的，单元 40 终止由该失效项所守护的本次出具，且不终止系统的其余出具。失效项的作用范围是「这一次出具中，这一个类别或这一个校验器所把守的那一道关」，而不是整个系统，也不是该校验器的全部类别。</w:t>
+      </w:r>
+    </w:p>
+    <w:p>
+      <w:pPr>
+        <w:ind w:firstLine="480"/>
+      </w:pPr>
+      <w:r>
+        <w:rPr>
+          <w:rFonts w:ascii="SimSun" w:hAnsi="SimSun" w:eastAsia="SimSun"/>
+          <w:b w:val="0"/>
+          <w:sz w:val="24"/>
+        </w:rPr>
+        <w:t>规则四：失效判定不跨出具继承。 失效判定仅对本次出具有效，两次相邻出具之间不被继承，每一次出具的运行过程中均重新执行上述全部调用与比对。</w:t>
+      </w:r>
+    </w:p>
+    <w:p>
+      <w:pPr>
+        <w:ind w:firstLine="480"/>
+      </w:pPr>
+      <w:r>
+        <w:rPr>
+          <w:rFonts w:ascii="SimSun" w:hAnsi="SimSun" w:eastAsia="SimSun"/>
+          <w:b w:val="0"/>
+          <w:sz w:val="24"/>
+        </w:rPr>
+        <w:t>规则四的理由是：失效可能由瞬时原因引起，若失效标记被无限期继承，一次瞬时故障将永久关闭该路径；而每次出具重新验证，则既保证了当次的有效性，又允许系统在瞬时故障消失后自行恢复。这也是本发明与「季度全量回归测试」一类周期性做法在时间尺度上的根本差别：后者的验证间隔以月计，其间发生的退化不被覆盖；本发明的验证间隔等于一次出具，退化暴露与被守护内容的出具处在同一次运行之中，不存在时间差。</w:t>
+      </w:r>
+    </w:p>
+    <w:p>
+      <w:pPr>
+        <w:ind w:firstLine="480"/>
+      </w:pPr>
+      <w:r>
+        <w:rPr>
+          <w:rFonts w:ascii="SimSun" w:hAnsi="SimSun" w:eastAsia="SimSun"/>
+          <w:b w:val="0"/>
+          <w:sz w:val="24"/>
+        </w:rPr>
+        <w:t>全部表项与必需性校验器的返回结果均为拒绝的，单元 40 将本次出具送至签名出具单元 50。</w:t>
       </w:r>
     </w:p>
     <w:p>
@@ -1661,6 +1856,68 @@
           <w:sz w:val="24"/>
         </w:rPr>
         <w:t>其三，失效粒度不同。 已知答案测试失败使整个模块进入错误状态并停止全部输出；单元 40 的失效标记只使该失效校验器所守护的这一次出具被终止，系统的其余出具不受影响。</w:t>
+      </w:r>
+    </w:p>
+    <w:p>
+      <w:r>
+        <w:rPr>
+          <w:rFonts w:ascii="SimHei" w:hAnsi="SimHei" w:eastAsia="SimHei"/>
+          <w:b/>
+          <w:sz w:val="24"/>
+        </w:rPr>
+        <w:t>5.4bis 与输出内容护栏、检测器样本测试及形式化验证的区别</w:t>
+      </w:r>
+    </w:p>
+    <w:p>
+      <w:pPr>
+        <w:ind w:firstLine="480"/>
+      </w:pPr>
+      <w:r>
+        <w:rPr>
+          <w:rFonts w:ascii="SimSun" w:hAnsi="SimSun" w:eastAsia="SimSun"/>
+          <w:b w:val="0"/>
+          <w:sz w:val="24"/>
+        </w:rPr>
+        <w:t>除已知答案测试外，还需说明本发明与另外三类现有做法的区别，这三类做法分别对应单元 30 与单元 40 的上位概念。</w:t>
+      </w:r>
+    </w:p>
+    <w:p>
+      <w:pPr>
+        <w:ind w:firstLine="480"/>
+      </w:pPr>
+      <w:r>
+        <w:rPr>
+          <w:rFonts w:ascii="SimSun" w:hAnsi="SimSun" w:eastAsia="SimSun"/>
+          <w:b w:val="0"/>
+          <w:sz w:val="24"/>
+        </w:rPr>
+        <w:t>与输出内容护栏的区别。 面向大模型的输出护栏按预设的禁止主题类别对生成内容分类，命中即拒绝输出或重新生成。其与单元 30 的共同点是「按类别对内容分类并据以拒绝」。区别在于：护栏所门控的是一段面向人的自然语言回复，拒绝之后可以重新生成一份更安全的回复交付；单元 30 所门控的是一次密码学签名的调用，签名一旦作出即不可撤回，且下游是自动化的消费方，不存在「重新生成一份更安全的」这一退路。因此单元 30 不设重新生成分支，其唯一的处置是终止本次出具；也因此单元 30 的判别是否当次有效，必须在签名之前被证明，而不能事后修正——这正是单元 40 存在的前提。</w:t>
+      </w:r>
+    </w:p>
+    <w:p>
+      <w:pPr>
+        <w:ind w:firstLine="480"/>
+      </w:pPr>
+      <w:r>
+        <w:rPr>
+          <w:rFonts w:ascii="SimSun" w:hAnsi="SimSun" w:eastAsia="SimSun"/>
+          <w:b w:val="0"/>
+          <w:sz w:val="24"/>
+        </w:rPr>
+        <w:t>与检测器样本测试的区别。 数据防泄漏领域以含有已知敏感数据的样本文件验证检测配置，其与单元 40 的共同点是「以应当被拦截的输入试探检测器」。三点区别已在 5.2 与 5.3 说明：其一，样本测试是按季度对全部策略作全量回归，单元 40 发生在每一次出具的运行过程之内；其二，样本测试的结论是整份配置是否准确，单元 40 的失效判定按表项进行；其三，样本测试的结果是运维报告或告警，单元 40 的结果直接决定本次出具是否被终止。此外，样本资产与策略配置在现有做法中分处两地，而本发明中规范反例是类别表表项的组成部分，与该类别同处一处存储。</w:t>
+      </w:r>
+    </w:p>
+    <w:p>
+      <w:pPr>
+        <w:ind w:firstLine="480"/>
+      </w:pPr>
+      <w:r>
+        <w:rPr>
+          <w:rFonts w:ascii="SimSun" w:hAnsi="SimSun" w:eastAsia="SimSun"/>
+          <w:b w:val="0"/>
+          <w:sz w:val="24"/>
+        </w:rPr>
+        <w:t>与形式化验证的区别。 以形式化方法验证护栏分类器的安全区域内是否存在反例，是设计期或发布期的静态证明，其命题是「不存在使分类器判错的输入」。单元 40 的命题不同，是「此时此刻这个判别是否仍然会拒绝它本应拒绝的输入」——这是一个关于当前运行状态的活性问题，而非关于分类器数学性质的问题。二者的对象不同：形式化验证的对象是分类器的函数性质，不随运行而变；单元 40 所要发现的恰是运行中出现的配置错误、依赖缺失、代码回退或异常吞并所导致的退化，这些不改变分类器的数学性质，而改变实际被调用到的执行路径。形式化验证在原理上无法发现它们，且其计算代价也使其不可能在每一次出具时执行。</w:t>
       </w:r>
     </w:p>
     <w:p>

--- a/patent/CN2/提交件/03_说明书.docx
+++ b/patent/CN2/提交件/03_说明书.docx
@@ -50,7 +50,7 @@
           <w:b w:val="0"/>
           <w:sz w:val="24"/>
         </w:rPr>
-        <w:t>本发明涉及数据处理与信息安全技术领域，具体涉及一种由自动化系统在无人工介入的条件下，就链外数据源所记载的事实对外出具经签名的断言时的出具控制系统及方法。</w:t>
+        <w:t>本发明涉及区块链技术与人工智能安全的交叉技术领域，具体涉及一种自动化智能体在无人工介入的条件下，就链外数据源所记载的事实对外出具经签名的断言，且该断言被部署于区块链上的合约或另一自动化智能体直接采信并据以执行不可撤销操作时的出具控制系统及方法。</w:t>
       </w:r>
     </w:p>
     <w:p>
@@ -73,7 +73,7 @@
           <w:b w:val="0"/>
           <w:sz w:val="24"/>
         </w:rPr>
-        <w:t>在跨系统的数据协作中，经常需要由一个出具系统读取某个链外数据源所记载的事实，并就该事实对外出具一条经签名的断言，供下游系统据以执行后续动作。所述链外数据源可以是各类登记类数据源，其记录内容依约定或依法不得公开，而其所记载的事实又需要被外部系统采信。出具系统持有对该数据源的读取权限，是该数据源与外部系统之间唯一的通路。</w:t>
+        <w:t>随着自动化智能体被赋予直接触发链上执行的能力，出现了一类新的系统：由一个出具系统读取某个链外数据源所记载的事实，就该事实对外出具一条经签名的断言，该断言被部署于区块链上的合约或另一自动化智能体直接采信，并据以执行后续动作。所述链外数据源可以是各类登记类数据源，其记录内容依约定或依法不得公开，而其所记载的事实又需要被外部系统采信。出具系统持有对该数据源的读取权限，是该数据源与外部系统之间唯一的通路。</w:t>
       </w:r>
     </w:p>
     <w:p>
@@ -86,7 +86,59 @@
           <w:b w:val="0"/>
           <w:sz w:val="24"/>
         </w:rPr>
-        <w:t>随着自动化程度的提高，此类出具系统日益在无人工介入的条件下连续运行：接收请求、读取数据源、组织内容、签名、发送，全过程没有人工复核环节；而下游的消费方同样是自动化的，其在收到一条经签名的断言后会自行选择后续路径。这两个特点叠加，使得"出具系统在什么条件下才被允许出具一条经签名的断言"成为一个必须由机器在出具之前解决的问题。</w:t>
+        <w:t>这类系统具有三个在其他场景下不同时出现的特点。</w:t>
+      </w:r>
+    </w:p>
+    <w:p>
+      <w:pPr>
+        <w:ind w:firstLine="480"/>
+      </w:pPr>
+      <w:r>
+        <w:rPr>
+          <w:rFonts w:ascii="SimSun" w:hAnsi="SimSun" w:eastAsia="SimSun"/>
+          <w:b w:val="0"/>
+          <w:sz w:val="24"/>
+        </w:rPr>
+        <w:t>其一，无人在环。 出具系统在无人工介入的条件下连续运行：接收请求、读取数据源、组织内容、签名、发送，全过程没有人工复核环节。</w:t>
+      </w:r>
+    </w:p>
+    <w:p>
+      <w:pPr>
+        <w:ind w:firstLine="480"/>
+      </w:pPr>
+      <w:r>
+        <w:rPr>
+          <w:rFonts w:ascii="SimSun" w:hAnsi="SimSun" w:eastAsia="SimSun"/>
+          <w:b w:val="0"/>
+          <w:sz w:val="24"/>
+        </w:rPr>
+        <w:t>其二，消费方是自动化的。 下游是链上合约或另一自动化智能体，其在收到一条经签名的断言后自行选择后续路径，中间没有人的判断。</w:t>
+      </w:r>
+    </w:p>
+    <w:p>
+      <w:pPr>
+        <w:ind w:firstLine="480"/>
+      </w:pPr>
+      <w:r>
+        <w:rPr>
+          <w:rFonts w:ascii="SimSun" w:hAnsi="SimSun" w:eastAsia="SimSun"/>
+          <w:b w:val="0"/>
+          <w:sz w:val="24"/>
+        </w:rPr>
+        <w:t>其三，执行不可撤销。 链上合约的执行一经确认即无法回滚；据以执行的操作所造成的后果不可撤回。</w:t>
+      </w:r>
+    </w:p>
+    <w:p>
+      <w:pPr>
+        <w:ind w:firstLine="480"/>
+      </w:pPr>
+      <w:r>
+        <w:rPr>
+          <w:rFonts w:ascii="SimSun" w:hAnsi="SimSun" w:eastAsia="SimSun"/>
+          <w:b w:val="0"/>
+          <w:sz w:val="24"/>
+        </w:rPr>
+        <w:t>这三个特点叠加，使得“出具系统在什么条件下才被允许出具一条经签名的断言”成为一个必须由机器在签名之前解决的问题，且解错一次就无法补救。</w:t>
       </w:r>
     </w:p>
     <w:p>
@@ -177,7 +229,46 @@
           <w:b w:val="0"/>
           <w:sz w:val="24"/>
         </w:rPr>
-        <w:t>上述五类做法各自解决了一部分问题，但在本发明所面对的场景下仍存在下述缺陷。</w:t>
+        <w:t>其六，专门围绕智能体触发链上执行的安全建立准入。近年出现了多项面向这一场景的工作：在智能体与链上执行之间插入交易级授权框架，以类型化的交易意图、确定性的策略验证器与经签名的策略决定记录，把批准的意图、策略与模拟报告绑定到确切的执行字节；为链上智能体建立分层的执行前安全流水线；为自主智能体建立工具调用之前的确定性动作前授权；在智能体支付场景中于执行前对元数据作过滤以避免敏感信息外泄。产业侧亦已明确提出，护栏必须外置于模型，并在执行时刻具有约束力。</w:t>
+      </w:r>
+    </w:p>
+    <w:p>
+      <w:pPr>
+        <w:ind w:firstLine="480"/>
+      </w:pPr>
+      <w:r>
+        <w:rPr>
+          <w:rFonts w:ascii="SimSun" w:hAnsi="SimSun" w:eastAsia="SimSun"/>
+          <w:b w:val="0"/>
+          <w:sz w:val="24"/>
+        </w:rPr>
+        <w:t>上述六类做法各自解决了一部分问题，但它们有一个共同的、未被任何一件所处理的盲点，并由此在本发明所面对的场景下产生下述缺陷。</w:t>
+      </w:r>
+    </w:p>
+    <w:p>
+      <w:pPr>
+        <w:ind w:firstLine="480"/>
+      </w:pPr>
+      <w:r>
+        <w:rPr>
+          <w:rFonts w:ascii="SimSun" w:hAnsi="SimSun" w:eastAsia="SimSun"/>
+          <w:b w:val="0"/>
+          <w:sz w:val="24"/>
+        </w:rPr>
+        <w:t>共同盲点：全部现有做法都在建立更多的守卫，没有一件处理守卫本身失效的问题。 交易级授权框架依赖一个“确定性的策略验证器”，但没有说明由谁来确认这个验证器此刻仍在正确工作；分层安全流水线依赖每一层各司其职，但没有说明由谁来确认每一层当次仍然生效；动作前授权与执行前过滤同样如此。这些工作一致地把守卫的正确性当作前提，而不是当作需要在运行中被持续证明的事项。</w:t>
+      </w:r>
+    </w:p>
+    <w:p>
+      <w:pPr>
+        <w:ind w:firstLine="480"/>
+      </w:pPr>
+      <w:r>
+        <w:rPr>
+          <w:rFonts w:ascii="SimSun" w:hAnsi="SimSun" w:eastAsia="SimSun"/>
+          <w:b w:val="0"/>
+          <w:sz w:val="24"/>
+        </w:rPr>
+        <w:t>这个盲点在本领域比在任何其他领域都更严重，原因正是上述三个特点。 在人机对话场景中，护栏失效的后果是一条不当回复，用户可以忽略它；在企业数据防泄漏场景中，检测器失效的后果是一次告警缺失，运维可以事后补查。而在本领域，守卫失效期间被放行的每一次出具，都会被自动化的消费方直接采信并据以执行不可撤销的操作——没有人会看到它，也没有办法收回它。</w:t>
       </w:r>
     </w:p>
     <w:p>
@@ -216,7 +307,7 @@
           <w:b w:val="0"/>
           <w:sz w:val="24"/>
         </w:rPr>
-        <w:t>在有人工复核的流程中，这一步由复核人拦下。在无人值守的连续运行中没有复核人。而下游消费方是自动化的：它收到一条带有合规判定的经签名断言后，会把该判定当作可直接执行的依据，而不会去追问出具系统是否有资格作出该判定。出具系统由此在事实上越过了自身的职权范围，且这一越权是由内容本身携带的，与断言是否为真无关。 现有的来源与时效检查在结构上无法发现它，因为它们根本不检查内容。</w:t>
+        <w:t>在有人工复核的流程中，这一步由复核人拦下。在无人值守的连续运行中没有复核人。而下游消费方是链上合约或另一自动化智能体：它收到一条带有合规判定的经签名断言后，会把该判定当作可直接执行的依据，而不会去追问出具系统是否有资格作出该判定，并据以执行不可撤销的操作。出具系统由此在事实上越过了自身的职权范围，且这一越权是由内容本身携带的，与断言是否为真无关，其后果亦无法回滚。 现有的来源与时效检查在结构上无法发现它，因为它们根本不检查内容。</w:t>
       </w:r>
     </w:p>
     <w:p>
@@ -243,6 +334,19 @@
           <w:sz w:val="24"/>
         </w:rPr>
         <w:t>即便为出具系统配置了一个检查内容的校验器，该校验器仍可能因配置错误、依赖缺失、代码回退或异常吞并等原因，退化为一个恒返回"通过"的实现。在正常运行中，绝大多数待出具内容本来就是合规的，因此喂给校验器的几乎全是正例。一个恒返回"通过"的校验器与一个正确的校验器，在只喂正例的条件下的返回结果完全相同，二者不可区分。 退化因此可以长期潜伏，直到第一条本应被拒绝的内容到来时才显现，而那时该内容已经被签名发出。</w:t>
+      </w:r>
+    </w:p>
+    <w:p>
+      <w:pPr>
+        <w:ind w:firstLine="480"/>
+      </w:pPr>
+      <w:r>
+        <w:rPr>
+          <w:rFonts w:ascii="SimSun" w:hAnsi="SimSun" w:eastAsia="SimSun"/>
+          <w:b w:val="0"/>
+          <w:sz w:val="24"/>
+        </w:rPr>
+        <w:t>在本领域，这段"不可区分期"的代价与其他领域不同。 在别的场景下，退化被发现后可以撤回错误输出、重发更正、通知受影响方。而本领域的消费方是链上合约或另一自动化智能体，其执行不可撤销：不可区分期内被放行的每一次出具，都已经在链上产生了无法回滚的效果。因此本领域对守卫失效的容忍度，实质上等于零——必须在每一次出具之前就确认守卫当次有效，而不能事后发现、事后补救。</w:t>
       </w:r>
     </w:p>
     <w:p>
@@ -431,7 +535,7 @@
           <w:b w:val="0"/>
           <w:sz w:val="24"/>
         </w:rPr>
-        <w:t>针对上述缺陷，本发明所要解决的技术问题是：如何使一个在无人工介入条件下连续运行的出具系统，在每一次调用签名之前，同时满足下述两项要求——</w:t>
+        <w:t>针对上述缺陷，本发明所要解决的技术问题是：在断言被链上合约或另一自动化智能体直接采信并据以执行不可撤销操作、且全过程无人在环的前提下，如何使一个连续运行的出具系统，在每一次调用签名之前，同时满足下述两项要求——</w:t>
       </w:r>
     </w:p>
     <w:p>
@@ -685,7 +789,20 @@
           <w:b w:val="0"/>
           <w:sz w:val="24"/>
         </w:rPr>
-        <w:t>其五，使每一次出具可回溯到当次的校验器状态。 出具留痕单元将各单元判定结果、规范反例调用结果与校验器代码版本标识同本次内容承诺相关联后存入只增的留痕存储，事后可就任意一条已出具的断言，查明当时哪些校验器在场、其规范反例是否被调用、调用结果如何、所用代码为哪一版本。</w:t>
+        <w:t>其五，使本领域固有的"不可撤销"约束得到与之相称的保障强度。 现有面向智能体触发链上执行的安全工作，一致地把守卫的正确性当作前提；本发明把它当作需要在每一次出具的运行中被重新证明的事项。由于消费方的执行不可撤销、且无人在环，事后发现守卫失效已无补救余地，故保障必须前置到每一次签名之前，且其粒度必须细到能够只挡下受影响的那一次出具而不使系统整体停摆——否则可用性压力会促使运维绕过该保障，反而使保障失效。</w:t>
+      </w:r>
+    </w:p>
+    <w:p>
+      <w:pPr>
+        <w:ind w:firstLine="480"/>
+      </w:pPr>
+      <w:r>
+        <w:rPr>
+          <w:rFonts w:ascii="SimSun" w:hAnsi="SimSun" w:eastAsia="SimSun"/>
+          <w:b w:val="0"/>
+          <w:sz w:val="24"/>
+        </w:rPr>
+        <w:t>其六，使每一次出具可回溯到当次的校验器状态。 出具留痕单元将各单元判定结果、规范反例调用结果与校验器代码版本标识同本次内容承诺相关联后存入只增的留痕存储，事后可就任意一条已出具的断言，查明当时哪些校验器在场、其规范反例是否被调用、调用结果如何、所用代码为哪一版本。</w:t>
       </w:r>
     </w:p>
     <w:p>
@@ -819,7 +936,20 @@
           <w:b w:val="0"/>
           <w:sz w:val="24"/>
         </w:rPr>
-        <w:t>消费方 300 为自动化系统，其在收到一条经签名的断言后，按断言的内容自行选择后续执行路径，中间没有人工判断环节。</w:t>
+        <w:t>消费方 300 为部署于区块链上的合约，或为另一自动化智能体，其在收到一条经签名的断言后，按断言的内容自行选择后续执行路径，中间没有人工判断环节。</w:t>
+      </w:r>
+    </w:p>
+    <w:p>
+      <w:pPr>
+        <w:ind w:firstLine="480"/>
+      </w:pPr>
+      <w:r>
+        <w:rPr>
+          <w:rFonts w:ascii="SimSun" w:hAnsi="SimSun" w:eastAsia="SimSun"/>
+          <w:b w:val="0"/>
+          <w:sz w:val="24"/>
+        </w:rPr>
+        <w:t>出具系统 100 与消费方 300 之间不设人工复核环节，亦不设在签名发送之后撤回该签名或撤销据以执行之操作的通路。链上合约的执行一经确认即无法回滚；另一自动化智能体在无人工介入的条件下选择并执行后续动作，其所触发的效果同样不可撤回。这一约束是本实施例全部设计的前提：正因为没有事后撤回的通路，全部判定才必须前置到签名调用之前，且必须在每一次出具中重新作出。</w:t>
       </w:r>
     </w:p>
     <w:p>
@@ -1118,7 +1248,7 @@
                 <w:b w:val="0"/>
                 <w:sz w:val="21"/>
               </w:rPr>
-              <w:t>含有一项「主体资格：符合」的构造内容</w:t>
+              <w:t>含有一项“主体资格：符合”的构造内容</w:t>
             </w:r>
           </w:p>
         </w:tc>
@@ -1165,7 +1295,7 @@
                 <w:b w:val="0"/>
                 <w:sz w:val="21"/>
               </w:rPr>
-              <w:t>含有一项「估计价值：某数值」的构造内容</w:t>
+              <w:t>含有一项“估计价值：某数值”的构造内容</w:t>
             </w:r>
           </w:p>
         </w:tc>
@@ -1212,7 +1342,7 @@
                 <w:b w:val="0"/>
                 <w:sz w:val="21"/>
               </w:rPr>
-              <w:t>含有一项「成交价：某数值」的构造内容</w:t>
+              <w:t>含有一项“成交价：某数值”的构造内容</w:t>
             </w:r>
           </w:p>
         </w:tc>
@@ -1259,7 +1389,7 @@
                 <w:b w:val="0"/>
                 <w:sz w:val="21"/>
               </w:rPr>
-              <w:t>含有一项「预期收益：某数值」的构造内容</w:t>
+              <w:t>含有一项“预期收益：某数值”的构造内容</w:t>
             </w:r>
           </w:p>
         </w:tc>
@@ -1306,7 +1436,7 @@
                 <w:b w:val="0"/>
                 <w:sz w:val="21"/>
               </w:rPr>
-              <w:t>含有一项「信用等级：某等级」的构造内容</w:t>
+              <w:t>含有一项“信用等级：某等级”的构造内容</w:t>
             </w:r>
           </w:p>
         </w:tc>
@@ -1353,7 +1483,7 @@
                 <w:b w:val="0"/>
                 <w:sz w:val="21"/>
               </w:rPr>
-              <w:t>含有一项「适合度：某等级」的构造内容</w:t>
+              <w:t>含有一项“适合度：某等级”的构造内容</w:t>
             </w:r>
           </w:p>
         </w:tc>
@@ -1395,7 +1525,7 @@
           <w:b w:val="0"/>
           <w:sz w:val="24"/>
         </w:rPr>
-        <w:t>其二，未配置规范反例的表项不参与检测。一个只写了类别标识与判别字段、却没有给出规范反例的表项，被单元 30 视为不生效，其对应的类别不被检测。这样处理看似削弱了防护，实则相反：一个无法被验证的判别，其是否生效无从得知，让它以「看似在防护」的状态存在，比明确地不参与检测更危险。明确不生效，至少使这一缺口在留痕中可见。</w:t>
+        <w:t>其二，未配置规范反例的表项不参与检测。一个只写了类别标识与判别字段、却没有给出规范反例的表项，被单元 30 视为不生效，其对应的类别不被检测。这样处理看似削弱了防护，实则相反：一个无法被验证的判别，其是否生效无从得知，让它以“看似在防护”的状态存在，比明确地不参与检测更危险。明确不生效，至少使这一缺口在留痕中可见。</w:t>
       </w:r>
     </w:p>
     <w:p>
@@ -1679,7 +1809,7 @@
           <w:b w:val="0"/>
           <w:sz w:val="24"/>
         </w:rPr>
-        <w:t>举例而言，若「估值结论」表项的规范反例被类别校验器 31 判定为通过，则仅「估值结论」这一类别的判别被认定为当次失效，而「主体合规判定」「信用结论」等其余五项的判别仍然有效。这一粒度是本发明区别于现有检测器测试的关键之一：数据防泄漏领域的样本文件测试，其结论是整份检测配置是否准确；形式化验证的结论是分类器整体是否存在安全漏洞；二者都不能给出「这一个类别失效而那五个类别仍然可信」这样的结论，因而也就不能据以对某一次具体输出作放行或拦截的决定。</w:t>
+        <w:t>举例而言，若“估值结论”表项的规范反例被类别校验器 31 判定为通过，则仅“估值结论”这一类别的判别被认定为当次失效，而“主体合规判定”“信用结论”等其余五项的判别仍然有效。这一粒度是本发明区别于现有检测器测试的关键之一：数据防泄漏领域的样本文件测试，其结论是整份检测配置是否准确；形式化验证的结论是分类器整体是否存在安全漏洞；二者都不能给出“这一个类别失效而那五个类别仍然可信”这样的结论，因而也就不能据以对某一次具体输出作放行或拦截的决定。</w:t>
       </w:r>
     </w:p>
     <w:p>
@@ -1705,7 +1835,7 @@
           <w:b w:val="0"/>
           <w:sz w:val="24"/>
         </w:rPr>
-        <w:t>规则三：失效即终止本次出具，但不停机。 出现上述任一失效的，单元 40 终止由该失效项所守护的本次出具，且不终止系统的其余出具。失效项的作用范围是「这一次出具中，这一个类别或这一个校验器所把守的那一道关」，而不是整个系统，也不是该校验器的全部类别。</w:t>
+        <w:t>规则三：失效即终止本次出具，但不停机。 出现上述任一失效的，单元 40 终止由该失效项所守护的本次出具，且不终止系统的其余出具。失效项的作用范围是“这一次出具中，这一个类别或这一个校验器所把守的那一道关”，而不是整个系统，也不是该校验器的全部类别。</w:t>
       </w:r>
     </w:p>
     <w:p>
@@ -1731,7 +1861,7 @@
           <w:b w:val="0"/>
           <w:sz w:val="24"/>
         </w:rPr>
-        <w:t>规则四的理由是：失效可能由瞬时原因引起，若失效标记被无限期继承，一次瞬时故障将永久关闭该路径；而每次出具重新验证，则既保证了当次的有效性，又允许系统在瞬时故障消失后自行恢复。这也是本发明与「季度全量回归测试」一类周期性做法在时间尺度上的根本差别：后者的验证间隔以月计，其间发生的退化不被覆盖；本发明的验证间隔等于一次出具，退化暴露与被守护内容的出具处在同一次运行之中，不存在时间差。</w:t>
+        <w:t>规则四的理由是：失效可能由瞬时原因引起，若失效标记被无限期继承，一次瞬时故障将永久关闭该路径；而每次出具重新验证，则既保证了当次的有效性，又允许系统在瞬时故障消失后自行恢复。这也是本发明与“季度全量回归测试”一类周期性做法在时间尺度上的根本差别：后者的验证间隔以月计，其间发生的退化不被覆盖；本发明的验证间隔等于一次出具，退化暴露与被守护内容的出具处在同一次运行之中，不存在时间差。</w:t>
       </w:r>
     </w:p>
     <w:p>
@@ -1891,7 +2021,7 @@
           <w:b w:val="0"/>
           <w:sz w:val="24"/>
         </w:rPr>
-        <w:t>与输出内容护栏的区别。 面向大模型的输出护栏按预设的禁止主题类别对生成内容分类，命中即拒绝输出或重新生成。其与单元 30 的共同点是「按类别对内容分类并据以拒绝」。区别在于：护栏所门控的是一段面向人的自然语言回复，拒绝之后可以重新生成一份更安全的回复交付；单元 30 所门控的是一次密码学签名的调用，签名一旦作出即不可撤回，且下游是自动化的消费方，不存在「重新生成一份更安全的」这一退路。因此单元 30 不设重新生成分支，其唯一的处置是终止本次出具；也因此单元 30 的判别是否当次有效，必须在签名之前被证明，而不能事后修正——这正是单元 40 存在的前提。</w:t>
+        <w:t>与输出内容护栏的区别。 面向大模型的输出护栏按预设的禁止主题类别对生成内容分类，命中即拒绝输出或重新生成。其与单元 30 的共同点是“按类别对内容分类并据以拒绝”。区别在于：护栏所门控的是一段面向人的自然语言回复，拒绝之后可以重新生成一份更安全的回复交付；单元 30 所门控的是一次密码学签名的调用，签名一旦作出即不可撤回，且下游是自动化的消费方，不存在“重新生成一份更安全的”这一退路。因此单元 30 不设重新生成分支，其唯一的处置是终止本次出具；也因此单元 30 的判别是否当次有效，必须在签名之前被证明，而不能事后修正——这正是单元 40 存在的前提。</w:t>
       </w:r>
     </w:p>
     <w:p>
@@ -1904,7 +2034,7 @@
           <w:b w:val="0"/>
           <w:sz w:val="24"/>
         </w:rPr>
-        <w:t>与检测器样本测试的区别。 数据防泄漏领域以含有已知敏感数据的样本文件验证检测配置，其与单元 40 的共同点是「以应当被拦截的输入试探检测器」。三点区别已在 5.2 与 5.3 说明：其一，样本测试是按季度对全部策略作全量回归，单元 40 发生在每一次出具的运行过程之内；其二，样本测试的结论是整份配置是否准确，单元 40 的失效判定按表项进行；其三，样本测试的结果是运维报告或告警，单元 40 的结果直接决定本次出具是否被终止。此外，样本资产与策略配置在现有做法中分处两地，而本发明中规范反例是类别表表项的组成部分，与该类别同处一处存储。</w:t>
+        <w:t>与检测器样本测试的区别。 数据防泄漏领域以含有已知敏感数据的样本文件验证检测配置，其与单元 40 的共同点是“以应当被拦截的输入试探检测器”。三点区别已在 5.2 与 5.3 说明：其一，样本测试是按季度对全部策略作全量回归，单元 40 发生在每一次出具的运行过程之内；其二，样本测试的结论是整份配置是否准确，单元 40 的失效判定按表项进行；其三，样本测试的结果是运维报告或告警，单元 40 的结果直接决定本次出具是否被终止。此外，样本资产与策略配置在现有做法中分处两地，而本发明中规范反例是类别表表项的组成部分，与该类别同处一处存储。</w:t>
       </w:r>
     </w:p>
     <w:p>
@@ -1917,7 +2047,7 @@
           <w:b w:val="0"/>
           <w:sz w:val="24"/>
         </w:rPr>
-        <w:t>与形式化验证的区别。 以形式化方法验证护栏分类器的安全区域内是否存在反例，是设计期或发布期的静态证明，其命题是「不存在使分类器判错的输入」。单元 40 的命题不同，是「此时此刻这个判别是否仍然会拒绝它本应拒绝的输入」——这是一个关于当前运行状态的活性问题，而非关于分类器数学性质的问题。二者的对象不同：形式化验证的对象是分类器的函数性质，不随运行而变；单元 40 所要发现的恰是运行中出现的配置错误、依赖缺失、代码回退或异常吞并所导致的退化，这些不改变分类器的数学性质，而改变实际被调用到的执行路径。形式化验证在原理上无法发现它们，且其计算代价也使其不可能在每一次出具时执行。</w:t>
+        <w:t>与形式化验证的区别。 以形式化方法验证护栏分类器的安全区域内是否存在反例，是设计期或发布期的静态证明，其命题是“不存在使分类器判错的输入”。单元 40 的命题不同，是“此时此刻这个判别是否仍然会拒绝它本应拒绝的输入”——这是一个关于当前运行状态的活性问题，而非关于分类器数学性质的问题。二者的对象不同：形式化验证的对象是分类器的函数性质，不随运行而变；单元 40 所要发现的恰是运行中出现的配置错误、依赖缺失、代码回退或异常吞并所导致的退化，这些不改变分类器的数学性质，而改变实际被调用到的执行路径。形式化验证在原理上无法发现它们，且其计算代价也使其不可能在每一次出具时执行。</w:t>
       </w:r>
     </w:p>
     <w:p>
